--- a/docs/commercial/loop-pass-b2b/word/03-PLAYBOOK-PROSPECTION-SCRIPTS.docx
+++ b/docs/commercial/loop-pass-b2b/word/03-PLAYBOOK-PROSPECTION-SCRIPTS.docx
@@ -186,7 +186,16 @@
         <w:t>[Prénom Nom]</w:t>
       </w:r>
       <w:r>
-        <w:t xml:space="preserve">, je développe </w:t>
+        <w:t xml:space="preserve">, </w:t>
+      </w:r>
+      <w:r>
+        <w:rPr>
+          <w:b/>
+        </w:rPr>
+        <w:t>AELY</w:t>
+      </w:r>
+      <w:r>
+        <w:t xml:space="preserve"> (aelygroup.com) — je développe </w:t>
       </w:r>
       <w:r>
         <w:rPr>
